--- a/homework_5/Отчёт.docx
+++ b/homework_5/Отчёт.docx
@@ -125,14 +125,7 @@
           <w:sz w:val="28"/>
           <w:szCs w:val="28"/>
         </w:rPr>
-        <w:t xml:space="preserve"> (аренда самоката от старта д</w:t>
-      </w:r>
-      <w:r>
-        <w:rPr>
-          <w:sz w:val="28"/>
-          <w:szCs w:val="28"/>
-        </w:rPr>
-        <w:t>о завершения поездки).</w:t>
+        <w:t xml:space="preserve"> (аренда самоката от старта до завершения поездки).</w:t>
       </w:r>
     </w:p>
     <w:p>
@@ -207,14 +200,7 @@
           <w:sz w:val="28"/>
           <w:szCs w:val="28"/>
         </w:rPr>
-        <w:t>В какие часы суток нагрузка н</w:t>
-      </w:r>
-      <w:r>
-        <w:rPr>
-          <w:sz w:val="28"/>
-          <w:szCs w:val="28"/>
-        </w:rPr>
-        <w:t>а парк самокатов максимальна?</w:t>
+        <w:t>В какие часы суток нагрузка на парк самокатов максимальна?</w:t>
       </w:r>
     </w:p>
     <w:p>
@@ -314,14 +300,7 @@
           <w:sz w:val="28"/>
           <w:szCs w:val="28"/>
         </w:rPr>
-        <w:t xml:space="preserve"> хранилища определён как: одна строка таблицы фактов = одна заве</w:t>
-      </w:r>
-      <w:r>
-        <w:rPr>
-          <w:sz w:val="28"/>
-          <w:szCs w:val="28"/>
-        </w:rPr>
-        <w:t xml:space="preserve">ршённая поездка на </w:t>
+        <w:t xml:space="preserve"> хранилища определён как: одна строка таблицы фактов = одна завершённая поездка на </w:t>
       </w:r>
       <w:proofErr w:type="spellStart"/>
       <w:r>
@@ -368,14 +347,7 @@
           <w:sz w:val="28"/>
           <w:szCs w:val="28"/>
         </w:rPr>
-        <w:t xml:space="preserve"> операционной базы данных (OLTP), обогащённой атрибутами измерений на этапе ETL. Такой уровень детализации позволяет агрегировать данные по любому измерению (пользователь</w:t>
-      </w:r>
-      <w:r>
-        <w:rPr>
-          <w:sz w:val="28"/>
-          <w:szCs w:val="28"/>
-        </w:rPr>
-        <w:t>, самокат, зона, дата, время) без потери аналитической гибкости.</w:t>
+        <w:t xml:space="preserve"> операционной базы данных (OLTP), обогащённой атрибутами измерений на этапе ETL. Такой уровень детализации позволяет агрегировать данные по любому измерению (пользователь, самокат, зона, дата, время) без потери аналитической гибкости.</w:t>
       </w:r>
     </w:p>
     <w:p>
@@ -522,12 +494,6 @@
         <w:gridCol w:w="4167"/>
       </w:tblGrid>
       <w:tr>
-        <w:tblPrEx>
-          <w:tblCellMar>
-            <w:top w:w="0" w:type="dxa"/>
-            <w:bottom w:w="0" w:type="dxa"/>
-          </w:tblCellMar>
-        </w:tblPrEx>
         <w:tc>
           <w:tcPr>
             <w:tcW w:w="3200" w:type="dxa"/>
@@ -599,12 +565,6 @@
         </w:tc>
       </w:tr>
       <w:tr>
-        <w:tblPrEx>
-          <w:tblCellMar>
-            <w:top w:w="0" w:type="dxa"/>
-            <w:bottom w:w="0" w:type="dxa"/>
-          </w:tblCellMar>
-        </w:tblPrEx>
         <w:tc>
           <w:tcPr>
             <w:tcW w:w="3200" w:type="dxa"/>
@@ -679,12 +639,6 @@
         </w:tc>
       </w:tr>
       <w:tr>
-        <w:tblPrEx>
-          <w:tblCellMar>
-            <w:top w:w="0" w:type="dxa"/>
-            <w:bottom w:w="0" w:type="dxa"/>
-          </w:tblCellMar>
-        </w:tblPrEx>
         <w:tc>
           <w:tcPr>
             <w:tcW w:w="3200" w:type="dxa"/>
@@ -752,12 +706,6 @@
         </w:tc>
       </w:tr>
       <w:tr>
-        <w:tblPrEx>
-          <w:tblCellMar>
-            <w:top w:w="0" w:type="dxa"/>
-            <w:bottom w:w="0" w:type="dxa"/>
-          </w:tblCellMar>
-        </w:tblPrEx>
         <w:tc>
           <w:tcPr>
             <w:tcW w:w="3200" w:type="dxa"/>
@@ -839,12 +787,6 @@
         </w:tc>
       </w:tr>
       <w:tr>
-        <w:tblPrEx>
-          <w:tblCellMar>
-            <w:top w:w="0" w:type="dxa"/>
-            <w:bottom w:w="0" w:type="dxa"/>
-          </w:tblCellMar>
-        </w:tblPrEx>
         <w:tc>
           <w:tcPr>
             <w:tcW w:w="3200" w:type="dxa"/>
@@ -921,12 +863,6 @@
         </w:tc>
       </w:tr>
       <w:tr>
-        <w:tblPrEx>
-          <w:tblCellMar>
-            <w:top w:w="0" w:type="dxa"/>
-            <w:bottom w:w="0" w:type="dxa"/>
-          </w:tblCellMar>
-        </w:tblPrEx>
         <w:tc>
           <w:tcPr>
             <w:tcW w:w="3200" w:type="dxa"/>
@@ -994,12 +930,6 @@
         </w:tc>
       </w:tr>
       <w:tr>
-        <w:tblPrEx>
-          <w:tblCellMar>
-            <w:top w:w="0" w:type="dxa"/>
-            <w:bottom w:w="0" w:type="dxa"/>
-          </w:tblCellMar>
-        </w:tblPrEx>
         <w:tc>
           <w:tcPr>
             <w:tcW w:w="3200" w:type="dxa"/>
@@ -1076,12 +1006,6 @@
         </w:tc>
       </w:tr>
       <w:tr>
-        <w:tblPrEx>
-          <w:tblCellMar>
-            <w:top w:w="0" w:type="dxa"/>
-            <w:bottom w:w="0" w:type="dxa"/>
-          </w:tblCellMar>
-        </w:tblPrEx>
         <w:tc>
           <w:tcPr>
             <w:tcW w:w="3200" w:type="dxa"/>
@@ -1262,12 +1186,6 @@
         <w:gridCol w:w="4160"/>
       </w:tblGrid>
       <w:tr>
-        <w:tblPrEx>
-          <w:tblCellMar>
-            <w:top w:w="0" w:type="dxa"/>
-            <w:bottom w:w="0" w:type="dxa"/>
-          </w:tblCellMar>
-        </w:tblPrEx>
         <w:tc>
           <w:tcPr>
             <w:tcW w:w="3200" w:type="dxa"/>
@@ -1340,12 +1258,6 @@
         </w:tc>
       </w:tr>
       <w:tr>
-        <w:tblPrEx>
-          <w:tblCellMar>
-            <w:top w:w="0" w:type="dxa"/>
-            <w:bottom w:w="0" w:type="dxa"/>
-          </w:tblCellMar>
-        </w:tblPrEx>
         <w:tc>
           <w:tcPr>
             <w:tcW w:w="3200" w:type="dxa"/>
@@ -1417,12 +1329,6 @@
         </w:tc>
       </w:tr>
       <w:tr>
-        <w:tblPrEx>
-          <w:tblCellMar>
-            <w:top w:w="0" w:type="dxa"/>
-            <w:bottom w:w="0" w:type="dxa"/>
-          </w:tblCellMar>
-        </w:tblPrEx>
         <w:tc>
           <w:tcPr>
             <w:tcW w:w="3200" w:type="dxa"/>
@@ -1503,12 +1409,6 @@
         </w:tc>
       </w:tr>
       <w:tr>
-        <w:tblPrEx>
-          <w:tblCellMar>
-            <w:top w:w="0" w:type="dxa"/>
-            <w:bottom w:w="0" w:type="dxa"/>
-          </w:tblCellMar>
-        </w:tblPrEx>
         <w:tc>
           <w:tcPr>
             <w:tcW w:w="3200" w:type="dxa"/>
@@ -1582,12 +1482,6 @@
         </w:tc>
       </w:tr>
       <w:tr>
-        <w:tblPrEx>
-          <w:tblCellMar>
-            <w:top w:w="0" w:type="dxa"/>
-            <w:bottom w:w="0" w:type="dxa"/>
-          </w:tblCellMar>
-        </w:tblPrEx>
         <w:tc>
           <w:tcPr>
             <w:tcW w:w="3200" w:type="dxa"/>
@@ -1716,28 +1610,7 @@
           <w:sz w:val="28"/>
           <w:szCs w:val="28"/>
         </w:rPr>
-        <w:t xml:space="preserve">Содержит атрибуты пользователей на момент совершения поездки (SCD Type 1 </w:t>
-      </w:r>
-      <w:r>
-        <w:rPr>
-          <w:sz w:val="28"/>
-          <w:szCs w:val="28"/>
-        </w:rPr>
-        <w:t>-</w:t>
-      </w:r>
-      <w:r>
-        <w:rPr>
-          <w:sz w:val="28"/>
-          <w:szCs w:val="28"/>
-        </w:rPr>
-        <w:t>хранится текущее сос</w:t>
-      </w:r>
-      <w:r>
-        <w:rPr>
-          <w:sz w:val="28"/>
-          <w:szCs w:val="28"/>
-        </w:rPr>
-        <w:t>тояние).</w:t>
+        <w:t>Содержит текущее состояние атрибутов пользователей. Используется подход SCD Type 1: при изменении атрибутов старые значения перезаписываются, а история изменений не сохраняется.</w:t>
       </w:r>
     </w:p>
     <w:tbl>
@@ -1763,12 +1636,6 @@
         <w:gridCol w:w="4090"/>
       </w:tblGrid>
       <w:tr>
-        <w:tblPrEx>
-          <w:tblCellMar>
-            <w:top w:w="0" w:type="dxa"/>
-            <w:bottom w:w="0" w:type="dxa"/>
-          </w:tblCellMar>
-        </w:tblPrEx>
         <w:tc>
           <w:tcPr>
             <w:tcW w:w="3200" w:type="dxa"/>
@@ -1840,12 +1707,6 @@
         </w:tc>
       </w:tr>
       <w:tr>
-        <w:tblPrEx>
-          <w:tblCellMar>
-            <w:top w:w="0" w:type="dxa"/>
-            <w:bottom w:w="0" w:type="dxa"/>
-          </w:tblCellMar>
-        </w:tblPrEx>
         <w:tc>
           <w:tcPr>
             <w:tcW w:w="3200" w:type="dxa"/>
@@ -1917,12 +1778,6 @@
         </w:tc>
       </w:tr>
       <w:tr>
-        <w:tblPrEx>
-          <w:tblCellMar>
-            <w:top w:w="0" w:type="dxa"/>
-            <w:bottom w:w="0" w:type="dxa"/>
-          </w:tblCellMar>
-        </w:tblPrEx>
         <w:tc>
           <w:tcPr>
             <w:tcW w:w="3200" w:type="dxa"/>
@@ -1987,12 +1842,6 @@
         </w:tc>
       </w:tr>
       <w:tr>
-        <w:tblPrEx>
-          <w:tblCellMar>
-            <w:top w:w="0" w:type="dxa"/>
-            <w:bottom w:w="0" w:type="dxa"/>
-          </w:tblCellMar>
-        </w:tblPrEx>
         <w:tc>
           <w:tcPr>
             <w:tcW w:w="3200" w:type="dxa"/>
@@ -2082,12 +1931,6 @@
         </w:tc>
       </w:tr>
       <w:tr>
-        <w:tblPrEx>
-          <w:tblCellMar>
-            <w:top w:w="0" w:type="dxa"/>
-            <w:bottom w:w="0" w:type="dxa"/>
-          </w:tblCellMar>
-        </w:tblPrEx>
         <w:tc>
           <w:tcPr>
             <w:tcW w:w="3200" w:type="dxa"/>
@@ -2170,12 +2013,6 @@
         </w:tc>
       </w:tr>
       <w:tr>
-        <w:tblPrEx>
-          <w:tblCellMar>
-            <w:top w:w="0" w:type="dxa"/>
-            <w:bottom w:w="0" w:type="dxa"/>
-          </w:tblCellMar>
-        </w:tblPrEx>
         <w:tc>
           <w:tcPr>
             <w:tcW w:w="3200" w:type="dxa"/>
@@ -2333,12 +2170,6 @@
         <w:gridCol w:w="4079"/>
       </w:tblGrid>
       <w:tr>
-        <w:tblPrEx>
-          <w:tblCellMar>
-            <w:top w:w="0" w:type="dxa"/>
-            <w:bottom w:w="0" w:type="dxa"/>
-          </w:tblCellMar>
-        </w:tblPrEx>
         <w:tc>
           <w:tcPr>
             <w:tcW w:w="3200" w:type="dxa"/>
@@ -2410,12 +2241,6 @@
         </w:tc>
       </w:tr>
       <w:tr>
-        <w:tblPrEx>
-          <w:tblCellMar>
-            <w:top w:w="0" w:type="dxa"/>
-            <w:bottom w:w="0" w:type="dxa"/>
-          </w:tblCellMar>
-        </w:tblPrEx>
         <w:tc>
           <w:tcPr>
             <w:tcW w:w="3200" w:type="dxa"/>
@@ -2487,12 +2312,6 @@
         </w:tc>
       </w:tr>
       <w:tr>
-        <w:tblPrEx>
-          <w:tblCellMar>
-            <w:top w:w="0" w:type="dxa"/>
-            <w:bottom w:w="0" w:type="dxa"/>
-          </w:tblCellMar>
-        </w:tblPrEx>
         <w:tc>
           <w:tcPr>
             <w:tcW w:w="3200" w:type="dxa"/>
@@ -2557,12 +2376,6 @@
         </w:tc>
       </w:tr>
       <w:tr>
-        <w:tblPrEx>
-          <w:tblCellMar>
-            <w:top w:w="0" w:type="dxa"/>
-            <w:bottom w:w="0" w:type="dxa"/>
-          </w:tblCellMar>
-        </w:tblPrEx>
         <w:tc>
           <w:tcPr>
             <w:tcW w:w="3200" w:type="dxa"/>
@@ -2636,12 +2449,6 @@
         </w:tc>
       </w:tr>
       <w:tr>
-        <w:tblPrEx>
-          <w:tblCellMar>
-            <w:top w:w="0" w:type="dxa"/>
-            <w:bottom w:w="0" w:type="dxa"/>
-          </w:tblCellMar>
-        </w:tblPrEx>
         <w:tc>
           <w:tcPr>
             <w:tcW w:w="3200" w:type="dxa"/>
@@ -2713,12 +2520,6 @@
         </w:tc>
       </w:tr>
       <w:tr>
-        <w:tblPrEx>
-          <w:tblCellMar>
-            <w:top w:w="0" w:type="dxa"/>
-            <w:bottom w:w="0" w:type="dxa"/>
-          </w:tblCellMar>
-        </w:tblPrEx>
         <w:tc>
           <w:tcPr>
             <w:tcW w:w="3200" w:type="dxa"/>
@@ -2916,12 +2717,6 @@
         <w:gridCol w:w="4070"/>
       </w:tblGrid>
       <w:tr>
-        <w:tblPrEx>
-          <w:tblCellMar>
-            <w:top w:w="0" w:type="dxa"/>
-            <w:bottom w:w="0" w:type="dxa"/>
-          </w:tblCellMar>
-        </w:tblPrEx>
         <w:trPr>
           <w:cantSplit/>
         </w:trPr>
@@ -2996,12 +2791,6 @@
         </w:tc>
       </w:tr>
       <w:tr>
-        <w:tblPrEx>
-          <w:tblCellMar>
-            <w:top w:w="0" w:type="dxa"/>
-            <w:bottom w:w="0" w:type="dxa"/>
-          </w:tblCellMar>
-        </w:tblPrEx>
         <w:trPr>
           <w:cantSplit/>
         </w:trPr>
@@ -3076,12 +2865,6 @@
         </w:tc>
       </w:tr>
       <w:tr>
-        <w:tblPrEx>
-          <w:tblCellMar>
-            <w:top w:w="0" w:type="dxa"/>
-            <w:bottom w:w="0" w:type="dxa"/>
-          </w:tblCellMar>
-        </w:tblPrEx>
         <w:trPr>
           <w:cantSplit/>
         </w:trPr>
@@ -3149,12 +2932,6 @@
         </w:tc>
       </w:tr>
       <w:tr>
-        <w:tblPrEx>
-          <w:tblCellMar>
-            <w:top w:w="0" w:type="dxa"/>
-            <w:bottom w:w="0" w:type="dxa"/>
-          </w:tblCellMar>
-        </w:tblPrEx>
         <w:trPr>
           <w:cantSplit/>
         </w:trPr>
@@ -3229,12 +3006,6 @@
         </w:tc>
       </w:tr>
       <w:tr>
-        <w:tblPrEx>
-          <w:tblCellMar>
-            <w:top w:w="0" w:type="dxa"/>
-            <w:bottom w:w="0" w:type="dxa"/>
-          </w:tblCellMar>
-        </w:tblPrEx>
         <w:trPr>
           <w:cantSplit/>
         </w:trPr>
@@ -3309,12 +3080,6 @@
         </w:tc>
       </w:tr>
       <w:tr>
-        <w:tblPrEx>
-          <w:tblCellMar>
-            <w:top w:w="0" w:type="dxa"/>
-            <w:bottom w:w="0" w:type="dxa"/>
-          </w:tblCellMar>
-        </w:tblPrEx>
         <w:trPr>
           <w:cantSplit/>
         </w:trPr>
@@ -3557,12 +3322,6 @@
         <w:gridCol w:w="3883"/>
       </w:tblGrid>
       <w:tr>
-        <w:tblPrEx>
-          <w:tblCellMar>
-            <w:top w:w="0" w:type="dxa"/>
-            <w:bottom w:w="0" w:type="dxa"/>
-          </w:tblCellMar>
-        </w:tblPrEx>
         <w:trPr>
           <w:cantSplit/>
         </w:trPr>
@@ -3585,7 +3344,6 @@
                 <w:sz w:val="28"/>
                 <w:szCs w:val="28"/>
               </w:rPr>
-              <w:lastRenderedPageBreak/>
               <w:t>Атрибут</w:t>
             </w:r>
           </w:p>
@@ -3638,12 +3396,6 @@
         </w:tc>
       </w:tr>
       <w:tr>
-        <w:tblPrEx>
-          <w:tblCellMar>
-            <w:top w:w="0" w:type="dxa"/>
-            <w:bottom w:w="0" w:type="dxa"/>
-          </w:tblCellMar>
-        </w:tblPrEx>
         <w:trPr>
           <w:cantSplit/>
         </w:trPr>
@@ -3718,12 +3470,6 @@
         </w:tc>
       </w:tr>
       <w:tr>
-        <w:tblPrEx>
-          <w:tblCellMar>
-            <w:top w:w="0" w:type="dxa"/>
-            <w:bottom w:w="0" w:type="dxa"/>
-          </w:tblCellMar>
-        </w:tblPrEx>
         <w:trPr>
           <w:cantSplit/>
         </w:trPr>
@@ -3824,12 +3570,6 @@
         </w:tc>
       </w:tr>
       <w:tr>
-        <w:tblPrEx>
-          <w:tblCellMar>
-            <w:top w:w="0" w:type="dxa"/>
-            <w:bottom w:w="0" w:type="dxa"/>
-          </w:tblCellMar>
-        </w:tblPrEx>
         <w:trPr>
           <w:cantSplit/>
         </w:trPr>
@@ -3913,12 +3653,6 @@
         </w:tc>
       </w:tr>
       <w:tr>
-        <w:tblPrEx>
-          <w:tblCellMar>
-            <w:top w:w="0" w:type="dxa"/>
-            <w:bottom w:w="0" w:type="dxa"/>
-          </w:tblCellMar>
-        </w:tblPrEx>
         <w:trPr>
           <w:cantSplit/>
         </w:trPr>
@@ -4002,12 +3736,6 @@
         </w:tc>
       </w:tr>
       <w:tr>
-        <w:tblPrEx>
-          <w:tblCellMar>
-            <w:top w:w="0" w:type="dxa"/>
-            <w:bottom w:w="0" w:type="dxa"/>
-          </w:tblCellMar>
-        </w:tblPrEx>
         <w:trPr>
           <w:cantSplit/>
         </w:trPr>
@@ -4091,12 +3819,6 @@
         </w:tc>
       </w:tr>
       <w:tr>
-        <w:tblPrEx>
-          <w:tblCellMar>
-            <w:top w:w="0" w:type="dxa"/>
-            <w:bottom w:w="0" w:type="dxa"/>
-          </w:tblCellMar>
-        </w:tblPrEx>
         <w:trPr>
           <w:cantSplit/>
         </w:trPr>
@@ -4180,12 +3902,6 @@
         </w:tc>
       </w:tr>
       <w:tr>
-        <w:tblPrEx>
-          <w:tblCellMar>
-            <w:top w:w="0" w:type="dxa"/>
-            <w:bottom w:w="0" w:type="dxa"/>
-          </w:tblCellMar>
-        </w:tblPrEx>
         <w:trPr>
           <w:cantSplit/>
         </w:trPr>
@@ -4276,12 +3992,6 @@
         </w:tc>
       </w:tr>
       <w:tr>
-        <w:tblPrEx>
-          <w:tblCellMar>
-            <w:top w:w="0" w:type="dxa"/>
-            <w:bottom w:w="0" w:type="dxa"/>
-          </w:tblCellMar>
-        </w:tblPrEx>
         <w:trPr>
           <w:cantSplit/>
         </w:trPr>
@@ -4372,12 +4082,6 @@
         </w:tc>
       </w:tr>
       <w:tr>
-        <w:tblPrEx>
-          <w:tblCellMar>
-            <w:top w:w="0" w:type="dxa"/>
-            <w:bottom w:w="0" w:type="dxa"/>
-          </w:tblCellMar>
-        </w:tblPrEx>
         <w:trPr>
           <w:cantSplit/>
         </w:trPr>
@@ -4477,12 +4181,6 @@
         </w:tc>
       </w:tr>
       <w:tr>
-        <w:tblPrEx>
-          <w:tblCellMar>
-            <w:top w:w="0" w:type="dxa"/>
-            <w:bottom w:w="0" w:type="dxa"/>
-          </w:tblCellMar>
-        </w:tblPrEx>
         <w:trPr>
           <w:cantSplit/>
         </w:trPr>
@@ -4582,12 +4280,6 @@
         </w:tc>
       </w:tr>
       <w:tr>
-        <w:tblPrEx>
-          <w:tblCellMar>
-            <w:top w:w="0" w:type="dxa"/>
-            <w:bottom w:w="0" w:type="dxa"/>
-          </w:tblCellMar>
-        </w:tblPrEx>
         <w:trPr>
           <w:cantSplit/>
         </w:trPr>
@@ -4678,12 +4370,6 @@
         </w:tc>
       </w:tr>
       <w:tr>
-        <w:tblPrEx>
-          <w:tblCellMar>
-            <w:top w:w="0" w:type="dxa"/>
-            <w:bottom w:w="0" w:type="dxa"/>
-          </w:tblCellMar>
-        </w:tblPrEx>
         <w:trPr>
           <w:cantSplit/>
         </w:trPr>
@@ -4783,12 +4469,6 @@
         </w:tc>
       </w:tr>
       <w:tr>
-        <w:tblPrEx>
-          <w:tblCellMar>
-            <w:top w:w="0" w:type="dxa"/>
-            <w:bottom w:w="0" w:type="dxa"/>
-          </w:tblCellMar>
-        </w:tblPrEx>
         <w:trPr>
           <w:cantSplit/>
         </w:trPr>
@@ -4888,12 +4568,6 @@
         </w:tc>
       </w:tr>
       <w:tr>
-        <w:tblPrEx>
-          <w:tblCellMar>
-            <w:top w:w="0" w:type="dxa"/>
-            <w:bottom w:w="0" w:type="dxa"/>
-          </w:tblCellMar>
-        </w:tblPrEx>
         <w:trPr>
           <w:cantSplit/>
         </w:trPr>
@@ -5088,14 +4762,7 @@
           <w:sz w:val="28"/>
           <w:szCs w:val="28"/>
         </w:rPr>
-        <w:t>) и облегчает поним</w:t>
-      </w:r>
-      <w:r>
-        <w:rPr>
-          <w:sz w:val="28"/>
-          <w:szCs w:val="28"/>
-        </w:rPr>
-        <w:t xml:space="preserve">ание схемы бизнес-пользователями </w:t>
+        <w:t xml:space="preserve">) и облегчает понимание схемы бизнес-пользователями </w:t>
       </w:r>
       <w:r>
         <w:rPr>
@@ -5246,14 +4913,7 @@
           <w:sz w:val="28"/>
           <w:szCs w:val="28"/>
         </w:rPr>
-        <w:t>), выступая ролевым измерением: это позволяет анализировать</w:t>
-      </w:r>
-      <w:r>
-        <w:rPr>
-          <w:sz w:val="28"/>
-          <w:szCs w:val="28"/>
-        </w:rPr>
-        <w:t xml:space="preserve"> как зоны начала, так и зоны завершения поездок без дублирования таблицы измерения.</w:t>
+        <w:t>), выступая ролевым измерением: это позволяет анализировать как зоны начала, так и зоны завершения поездок без дублирования таблицы измерения.</w:t>
       </w:r>
     </w:p>
     <w:p>
@@ -5302,14 +4962,7 @@
           <w:sz w:val="28"/>
           <w:szCs w:val="28"/>
         </w:rPr>
-        <w:t>. Кратко перечислены запрос</w:t>
-      </w:r>
-      <w:r>
-        <w:rPr>
-          <w:sz w:val="28"/>
-          <w:szCs w:val="28"/>
-        </w:rPr>
-        <w:t>ы и вопросы, на которые они отвечают:</w:t>
+        <w:t>. Кратко перечислены запросы и вопросы, на которые они отвечают:</w:t>
       </w:r>
     </w:p>
     <w:p>
@@ -5324,14 +4977,7 @@
           <w:sz w:val="28"/>
           <w:szCs w:val="28"/>
         </w:rPr>
-        <w:t>Запрос 1 -</w:t>
-      </w:r>
-      <w:r>
-        <w:rPr>
-          <w:sz w:val="28"/>
-          <w:szCs w:val="28"/>
-        </w:rPr>
-        <w:t>динамика выручки и количества поездок по месяцам (сезонность спроса).</w:t>
+        <w:t>Запрос 1 -динамика выручки и количества поездок по месяцам (сезонность спроса).</w:t>
       </w:r>
     </w:p>
     <w:p>
@@ -5393,14 +5039,7 @@
           <w:sz w:val="28"/>
           <w:szCs w:val="28"/>
         </w:rPr>
-        <w:t xml:space="preserve">распределение поездок по часам </w:t>
-      </w:r>
-      <w:r>
-        <w:rPr>
-          <w:sz w:val="28"/>
-          <w:szCs w:val="28"/>
-        </w:rPr>
-        <w:t>суток (выявление часов пик).</w:t>
+        <w:t>распределение поездок по часам суток (выявление часов пик).</w:t>
       </w:r>
     </w:p>
     <w:p>
@@ -5470,14 +5109,7 @@
           <w:sz w:val="28"/>
           <w:szCs w:val="28"/>
         </w:rPr>
-        <w:t>недозагружен</w:t>
-      </w:r>
-      <w:r>
-        <w:rPr>
-          <w:sz w:val="28"/>
-          <w:szCs w:val="28"/>
-        </w:rPr>
-        <w:t>ных</w:t>
+        <w:t>недозагруженных</w:t>
       </w:r>
       <w:proofErr w:type="spellEnd"/>
       <w:r>
@@ -5642,14 +5274,7 @@
           <w:sz w:val="28"/>
           <w:szCs w:val="28"/>
         </w:rPr>
-        <w:t>StartBa</w:t>
-      </w:r>
-      <w:r>
-        <w:rPr>
-          <w:sz w:val="28"/>
-          <w:szCs w:val="28"/>
-        </w:rPr>
-        <w:t>tteryLevel</w:t>
+        <w:t>StartBatteryLevel</w:t>
       </w:r>
       <w:proofErr w:type="spellEnd"/>
       <w:r>
@@ -5786,14 +5411,7 @@
           <w:sz w:val="28"/>
           <w:szCs w:val="28"/>
         </w:rPr>
-        <w:t xml:space="preserve"> для трасси</w:t>
-      </w:r>
-      <w:r>
-        <w:rPr>
-          <w:sz w:val="28"/>
-          <w:szCs w:val="28"/>
-        </w:rPr>
-        <w:t>ровки конкретной поездки обратно в OLTP-систему без создания отдельной таблицы измерения.</w:t>
+        <w:t xml:space="preserve"> для трассировки конкретной поездки обратно в OLTP-систему без создания отдельной таблицы измерения.</w:t>
       </w:r>
     </w:p>
     <w:p>
